--- a/Demo_Quick_Reference.docx
+++ b/Demo_Quick_Reference.docx
@@ -33,6 +33,14 @@
         <w:pStyle w:val="ListBullet"/>
       </w:pPr>
       <w:r>
+        <w:t>0               → Restart demo (returns to Slide 1, clears the claim form)</w:t>
+      </w:r>
+    </w:p>
+    <w:p>
+      <w:pPr>
+        <w:pStyle w:val="ListBullet"/>
+      </w:pPr>
+      <w:r>
         <w:t>D               → Go to Demo mode</w:t>
       </w:r>
     </w:p>
@@ -57,7 +65,15 @@
         <w:pStyle w:val="ListBullet"/>
       </w:pPr>
       <w:r>
-        <w:t>Space           → Next slide / Advance phase</w:t>
+        <w:t>Space           → Next slide (Slides screen) / Pause-Resume (Rolling Demo)</w:t>
+      </w:r>
+    </w:p>
+    <w:p>
+      <w:pPr>
+        <w:pStyle w:val="ListBullet"/>
+      </w:pPr>
+      <w:r>
+        <w:t>← →             → Previous / Next slide (Slides screen only)</w:t>
       </w:r>
     </w:p>
     <w:p>
@@ -81,7 +97,15 @@
         <w:pStyle w:val="ListBullet"/>
       </w:pPr>
       <w:r>
-        <w:t>Esc             → Exit fullscreen</w:t>
+        <w:t>B               → Jump to the Backup slide (manual mode only)</w:t>
+      </w:r>
+    </w:p>
+    <w:p>
+      <w:pPr>
+        <w:pStyle w:val="ListBullet"/>
+      </w:pPr>
+      <w:r>
+        <w:t>Esc             → Exit fullscreen (standard browser behaviour)</w:t>
       </w:r>
     </w:p>
     <w:p/>
@@ -153,7 +177,7 @@
         <w:pStyle w:val="ListBullet"/>
       </w:pPr>
       <w:r>
-        <w:t>Checks: Phantom ABN, account clustering, velocity, shared origin, credential exposure</w:t>
+        <w:t>Checks: Phantom ABN, account clustering, distance/velocity/IP, waiver analysis, item code validation (8 Event Strategies, ES-001 to ES-008)</w:t>
       </w:r>
     </w:p>
     <w:p>
@@ -675,10 +699,10 @@
         <w:rPr>
           <w:b/>
         </w:rPr>
-        <w:t xml:space="preserve">Slides 1-4 (5-7 min): </w:t>
+        <w:t xml:space="preserve">Slides 1-5 (6-8 min): </w:t>
       </w:r>
       <w:r>
-        <w:t>The problem, solution, why it matters</w:t>
+        <w:t>Agenda, the problem, the business case, the three-phase pipeline, why Pega</w:t>
       </w:r>
     </w:p>
     <w:p>
@@ -838,7 +862,7 @@
         <w:pStyle w:val="ListBullet"/>
       </w:pPr>
       <w:r>
-        <w:t>Use Space key if a phase takes too long - manually advance</w:t>
+        <w:t>Phases run and resolve on their own - click Continue (or View Fraud Detection Summary on a fail) to move to the next one; there's no keyboard shortcut for this</w:t>
       </w:r>
     </w:p>
     <w:p>
@@ -846,7 +870,7 @@
         <w:pStyle w:val="ListBullet"/>
       </w:pPr>
       <w:r>
-        <w:t>If stuck, press R (Restart) and try the scenario again</w:t>
+        <w:t>If stuck, press 0 (Restart) and try the scenario again</w:t>
       </w:r>
     </w:p>
     <w:p/>
@@ -863,7 +887,7 @@
         <w:pStyle w:val="ListBullet"/>
       </w:pPr>
       <w:r>
-        <w:t>Scenario wont load → Press ↩ Restart, then try again</w:t>
+        <w:t>Scenario wont load → Press ↩ Restart (or the 0 key), then try again</w:t>
       </w:r>
     </w:p>
     <w:p>
@@ -871,7 +895,7 @@
         <w:pStyle w:val="ListBullet"/>
       </w:pPr>
       <w:r>
-        <w:t>Stuck on a phase → Press Space to manually advance</w:t>
+        <w:t>Stuck on a phase → Click Continue / View Fraud Detection Summary - phases don't auto-advance on a keypress</w:t>
       </w:r>
     </w:p>
     <w:p>
